--- a/docs/04_UserStories/ChatbotBuilder_User_Stories_Document.docx
+++ b/docs/04_UserStories/ChatbotBuilder_User_Stories_Document.docx
@@ -38,7 +38,7 @@
         <w:t xml:space="preserve"> </w:t>
       </w:r>
       <w:r>
-        <w:t>Team Byte Squad</w:t>
+        <w:t xml:space="preserve"> </w:t>
       </w:r>
     </w:p>
     <w:p>
@@ -56,68 +56,6 @@
     </w:p>
     <w:p>
       <w:pPr>
-        <w:pStyle w:val="ListParagraph"/>
-        <w:numPr>
-          <w:ilvl w:val="0"/>
-          <w:numId w:val="31"/>
-        </w:numPr>
-        <w:spacing w:after="0" w:line="276" w:lineRule="auto"/>
-      </w:pPr>
-      <w:r>
-        <w:t xml:space="preserve">Jordan </w:t>
-      </w:r>
-      <w:r>
-        <w:rPr>
-          <w:rFonts w:ascii="Aptos" w:eastAsia="Aptos" w:hAnsi="Aptos" w:cs="Aptos"/>
-        </w:rPr>
-        <w:t>Spector</w:t>
-      </w:r>
-    </w:p>
-    <w:p>
-      <w:pPr>
-        <w:pStyle w:val="ListParagraph"/>
-        <w:numPr>
-          <w:ilvl w:val="0"/>
-          <w:numId w:val="31"/>
-        </w:numPr>
-        <w:spacing w:after="0" w:line="276" w:lineRule="auto"/>
-      </w:pPr>
-      <w:r>
-        <w:t xml:space="preserve">Gio </w:t>
-      </w:r>
-      <w:r>
-        <w:rPr>
-          <w:rFonts w:ascii="Aptos" w:eastAsia="Aptos" w:hAnsi="Aptos" w:cs="Aptos"/>
-        </w:rPr>
-        <w:t>Mendoza</w:t>
-      </w:r>
-    </w:p>
-    <w:p>
-      <w:pPr>
-        <w:pStyle w:val="ListParagraph"/>
-        <w:numPr>
-          <w:ilvl w:val="0"/>
-          <w:numId w:val="31"/>
-        </w:numPr>
-        <w:spacing w:after="0" w:line="276" w:lineRule="auto"/>
-      </w:pPr>
-      <w:r>
-        <w:t>Milton</w:t>
-      </w:r>
-      <w:r>
-        <w:t xml:space="preserve"> </w:t>
-      </w:r>
-      <w:proofErr w:type="spellStart"/>
-      <w:r>
-        <w:rPr>
-          <w:rFonts w:ascii="Aptos" w:eastAsia="Aptos" w:hAnsi="Aptos" w:cs="Aptos"/>
-        </w:rPr>
-        <w:t>Mupfumira</w:t>
-      </w:r>
-      <w:proofErr w:type="spellEnd"/>
-    </w:p>
-    <w:p>
-      <w:pPr>
         <w:spacing w:after="0" w:line="276" w:lineRule="auto"/>
       </w:pPr>
       <w:r>
@@ -348,7 +286,6 @@
         <w:jc w:val="both"/>
       </w:pPr>
       <w:r>
-        <w:lastRenderedPageBreak/>
         <w:t xml:space="preserve">As a user, I want to enter custom text so that I can manually define chatbot knowledge. </w:t>
       </w:r>
     </w:p>
@@ -362,6 +299,7 @@
         <w:jc w:val="both"/>
       </w:pPr>
       <w:r>
+        <w:lastRenderedPageBreak/>
         <w:t xml:space="preserve">As a user, I want the system to process and store knowledge so that the chatbot can respond accurately. </w:t>
       </w:r>
     </w:p>
@@ -804,7 +742,6 @@
         <w:docPartUnique/>
       </w:docPartObj>
     </w:sdtPr>
-    <w:sdtEndPr/>
     <w:sdtContent>
       <w:sdt>
         <w:sdtPr>
@@ -814,7 +751,6 @@
             <w:docPartUnique/>
           </w:docPartObj>
         </w:sdtPr>
-        <w:sdtEndPr/>
         <w:sdtContent>
           <w:p>
             <w:pPr>
